--- a/Entregas/Teams/Relatorios/Relatorio Final - Sprint 2.docx
+++ b/Entregas/Teams/Relatorios/Relatorio Final - Sprint 2.docx
@@ -1938,7 +1938,7 @@
                 <w:sz w:val="22"/>
                 <w:szCs w:val="22"/>
               </w:rPr>
-              <w:t xml:space="preserve">Vite, React 19, TypeScript, Tailwind CSS, shadcn/ui</w:t>
+              <w:t>Vite, React 19, TypeScript, CSS próprio (tokens de design UnB)</w:t>
             </w:r>
           </w:p>
         </w:tc>
